--- a/public/templates/preview/rent-increase.docx
+++ b/public/templates/preview/rent-increase.docx
@@ -5,235 +5,694 @@
     <w:p>
       <w:pPr>
         <w:pStyle w:val="Heading1"/>
-        <w:spacing w:after="240" w:before="240"/>
+        <w:spacing w:after="200" w:before="160"/>
       </w:pPr>
       <w:r>
         <w:rPr>
           <w:b/>
           <w:bCs/>
           <w:color w:val="0369A1"/>
-          <w:sz w:val="32"/>
-          <w:szCs w:val="32"/>
+          <w:sz w:val="30"/>
+          <w:szCs w:val="30"/>
         </w:rPr>
         <w:t xml:space="preserve">RENT REVIEW NOTICE</w:t>
       </w:r>
     </w:p>
     <w:p>
       <w:pPr>
-        <w:spacing w:after="120"/>
-      </w:pPr>
-      <w:r>
-        <w:rPr>
+        <w:spacing w:after="200"/>
+      </w:pPr>
+      <w:r>
+        <w:rPr>
+          <w:color w:val="0F172A"/>
           <w:sz w:val="22"/>
           <w:szCs w:val="22"/>
         </w:rPr>
-        <w:t xml:space="preserve">Date: 07/10/2026</w:t>
-      </w:r>
-    </w:p>
-    <w:p>
-      <w:pPr>
-        <w:spacing w:after="200"/>
-      </w:pPr>
-      <w:r>
-        <w:rPr>
+        <w:t xml:space="preserve">This is written notice of an intended change to the rent. Under Kenyan law an increase is not due or recoverable until valid written notice has been served on the tenant, so this document has to be served properly and kept.</w:t>
+      </w:r>
+    </w:p>
+    <w:p>
+      <w:pPr>
+        <w:pStyle w:val="Heading2"/>
+        <w:spacing w:after="120" w:before="280"/>
+      </w:pPr>
+      <w:r>
+        <w:rPr>
+          <w:b/>
+          <w:bCs/>
+          <w:color w:val="0F172A"/>
+          <w:sz w:val="24"/>
+          <w:szCs w:val="24"/>
+        </w:rPr>
+        <w:t xml:space="preserve">1. Addressee</w:t>
+      </w:r>
+    </w:p>
+    <w:tbl>
+      <w:tblPr>
+        <w:tblW w:type="pct" w:w="5000"/>
+        <w:tblBorders>
+          <w:top w:val="single" w:color="auto" w:sz="4"/>
+          <w:left w:val="single" w:color="auto" w:sz="4"/>
+          <w:bottom w:val="single" w:color="auto" w:sz="4"/>
+          <w:right w:val="single" w:color="auto" w:sz="4"/>
+          <w:insideH w:val="single" w:color="auto" w:sz="4"/>
+          <w:insideV w:val="single" w:color="auto" w:sz="4"/>
+        </w:tblBorders>
+      </w:tblPr>
+      <w:tblGrid>
+        <w:gridCol w:w="3119"/>
+        <w:gridCol w:w="6627"/>
+      </w:tblGrid>
+      <w:tr>
+        <w:tc>
+          <w:tcPr>
+            <w:tcW w:type="pct" w:w="1600"/>
+          </w:tcPr>
+          <w:p>
+            <w:r>
+              <w:rPr>
+                <w:b/>
+                <w:bCs/>
+                <w:color w:val="0F172A"/>
+                <w:sz w:val="20"/>
+                <w:szCs w:val="20"/>
+              </w:rPr>
+              <w:t xml:space="preserve">To (Tenant)</w:t>
+            </w:r>
+          </w:p>
+        </w:tc>
+        <w:tc>
+          <w:tcPr>
+            <w:tcW w:type="pct" w:w="3400"/>
+          </w:tcPr>
+          <w:p>
+            <w:r>
+              <w:rPr>
+                <w:color w:val="0F172A"/>
+                <w:sz w:val="20"/>
+                <w:szCs w:val="20"/>
+              </w:rPr>
+              <w:t xml:space="preserve">Brian Mwangi</w:t>
+            </w:r>
+          </w:p>
+        </w:tc>
+      </w:tr>
+      <w:tr>
+        <w:tc>
+          <w:tcPr>
+            <w:tcW w:type="pct" w:w="1600"/>
+          </w:tcPr>
+          <w:p>
+            <w:r>
+              <w:rPr>
+                <w:b/>
+                <w:bCs/>
+                <w:color w:val="0F172A"/>
+                <w:sz w:val="20"/>
+                <w:szCs w:val="20"/>
+              </w:rPr>
+              <w:t xml:space="preserve">Property</w:t>
+            </w:r>
+          </w:p>
+        </w:tc>
+        <w:tc>
+          <w:tcPr>
+            <w:tcW w:type="pct" w:w="3400"/>
+          </w:tcPr>
+          <w:p>
+            <w:r>
+              <w:rPr>
+                <w:color w:val="0F172A"/>
+                <w:sz w:val="20"/>
+                <w:szCs w:val="20"/>
+              </w:rPr>
+              <w:t xml:space="preserve">Riverside Court, Riverside Drive, Nairobi</w:t>
+            </w:r>
+          </w:p>
+        </w:tc>
+      </w:tr>
+      <w:tr>
+        <w:tc>
+          <w:tcPr>
+            <w:tcW w:type="pct" w:w="1600"/>
+          </w:tcPr>
+          <w:p>
+            <w:r>
+              <w:rPr>
+                <w:b/>
+                <w:bCs/>
+                <w:color w:val="0F172A"/>
+                <w:sz w:val="20"/>
+                <w:szCs w:val="20"/>
+              </w:rPr>
+              <w:t xml:space="preserve">Date of this notice</w:t>
+            </w:r>
+          </w:p>
+        </w:tc>
+        <w:tc>
+          <w:tcPr>
+            <w:tcW w:type="pct" w:w="3400"/>
+          </w:tcPr>
+          <w:p>
+            <w:r>
+              <w:rPr>
+                <w:color w:val="0F172A"/>
+                <w:sz w:val="20"/>
+                <w:szCs w:val="20"/>
+              </w:rPr>
+              <w:t xml:space="preserve">09 October 2026</w:t>
+            </w:r>
+          </w:p>
+        </w:tc>
+      </w:tr>
+      <w:tr>
+        <w:tc>
+          <w:tcPr>
+            <w:tcW w:type="pct" w:w="1600"/>
+          </w:tcPr>
+          <w:p>
+            <w:r>
+              <w:rPr>
+                <w:b/>
+                <w:bCs/>
+                <w:color w:val="0F172A"/>
+                <w:sz w:val="20"/>
+                <w:szCs w:val="20"/>
+              </w:rPr>
+              <w:t xml:space="preserve">Date of last review</w:t>
+            </w:r>
+          </w:p>
+        </w:tc>
+        <w:tc>
+          <w:tcPr>
+            <w:tcW w:type="pct" w:w="3400"/>
+          </w:tcPr>
+          <w:p>
+            <w:r>
+              <w:rPr>
+                <w:color w:val="0F172A"/>
+                <w:sz w:val="20"/>
+                <w:szCs w:val="20"/>
+              </w:rPr>
+              <w:t xml:space="preserve">______________</w:t>
+            </w:r>
+          </w:p>
+        </w:tc>
+      </w:tr>
+    </w:tbl>
+    <w:p>
+      <w:pPr>
+        <w:pStyle w:val="Heading2"/>
+        <w:spacing w:after="120" w:before="280"/>
+      </w:pPr>
+      <w:r>
+        <w:rPr>
+          <w:b/>
+          <w:bCs/>
+          <w:color w:val="0F172A"/>
+          <w:sz w:val="24"/>
+          <w:szCs w:val="24"/>
+        </w:rPr>
+        <w:t xml:space="preserve">2. The change</w:t>
+      </w:r>
+    </w:p>
+    <w:tbl>
+      <w:tblPr>
+        <w:tblW w:type="pct" w:w="5000"/>
+        <w:tblBorders>
+          <w:top w:val="single" w:color="auto" w:sz="4"/>
+          <w:left w:val="single" w:color="auto" w:sz="4"/>
+          <w:bottom w:val="single" w:color="auto" w:sz="4"/>
+          <w:right w:val="single" w:color="auto" w:sz="4"/>
+          <w:insideH w:val="single" w:color="auto" w:sz="4"/>
+          <w:insideV w:val="single" w:color="auto" w:sz="4"/>
+        </w:tblBorders>
+      </w:tblPr>
+      <w:tblGrid>
+        <w:gridCol w:w="3119"/>
+        <w:gridCol w:w="6627"/>
+      </w:tblGrid>
+      <w:tr>
+        <w:tc>
+          <w:tcPr>
+            <w:tcW w:type="pct" w:w="1600"/>
+          </w:tcPr>
+          <w:p>
+            <w:r>
+              <w:rPr>
+                <w:b/>
+                <w:bCs/>
+                <w:color w:val="0F172A"/>
+                <w:sz w:val="20"/>
+                <w:szCs w:val="20"/>
+              </w:rPr>
+              <w:t xml:space="preserve">Current monthly rent</w:t>
+            </w:r>
+          </w:p>
+        </w:tc>
+        <w:tc>
+          <w:tcPr>
+            <w:tcW w:type="pct" w:w="3400"/>
+          </w:tcPr>
+          <w:p>
+            <w:r>
+              <w:rPr>
+                <w:color w:val="0F172A"/>
+                <w:sz w:val="20"/>
+                <w:szCs w:val="20"/>
+              </w:rPr>
+              <w:t xml:space="preserve">KES 85,000</w:t>
+            </w:r>
+          </w:p>
+        </w:tc>
+      </w:tr>
+      <w:tr>
+        <w:tc>
+          <w:tcPr>
+            <w:tcW w:type="pct" w:w="1600"/>
+          </w:tcPr>
+          <w:p>
+            <w:r>
+              <w:rPr>
+                <w:b/>
+                <w:bCs/>
+                <w:color w:val="0F172A"/>
+                <w:sz w:val="20"/>
+                <w:szCs w:val="20"/>
+              </w:rPr>
+              <w:t xml:space="preserve">Revised monthly rent</w:t>
+            </w:r>
+          </w:p>
+        </w:tc>
+        <w:tc>
+          <w:tcPr>
+            <w:tcW w:type="pct" w:w="3400"/>
+          </w:tcPr>
+          <w:p>
+            <w:r>
+              <w:rPr>
+                <w:color w:val="0F172A"/>
+                <w:sz w:val="20"/>
+                <w:szCs w:val="20"/>
+              </w:rPr>
+              <w:t xml:space="preserve">KES 92,000</w:t>
+            </w:r>
+          </w:p>
+        </w:tc>
+      </w:tr>
+      <w:tr>
+        <w:tc>
+          <w:tcPr>
+            <w:tcW w:type="pct" w:w="1600"/>
+          </w:tcPr>
+          <w:p>
+            <w:r>
+              <w:rPr>
+                <w:b/>
+                <w:bCs/>
+                <w:color w:val="0F172A"/>
+                <w:sz w:val="20"/>
+                <w:szCs w:val="20"/>
+              </w:rPr>
+              <w:t xml:space="preserve">Effective from</w:t>
+            </w:r>
+          </w:p>
+        </w:tc>
+        <w:tc>
+          <w:tcPr>
+            <w:tcW w:type="pct" w:w="3400"/>
+          </w:tcPr>
+          <w:p>
+            <w:r>
+              <w:rPr>
+                <w:color w:val="0F172A"/>
+                <w:sz w:val="20"/>
+                <w:szCs w:val="20"/>
+              </w:rPr>
+              <w:t xml:space="preserve">1 July 2026</w:t>
+            </w:r>
+          </w:p>
+        </w:tc>
+      </w:tr>
+      <w:tr>
+        <w:tc>
+          <w:tcPr>
+            <w:tcW w:type="pct" w:w="1600"/>
+          </w:tcPr>
+          <w:p>
+            <w:r>
+              <w:rPr>
+                <w:b/>
+                <w:bCs/>
+                <w:color w:val="0F172A"/>
+                <w:sz w:val="20"/>
+                <w:szCs w:val="20"/>
+              </w:rPr>
+              <w:t xml:space="preserve">Notice period given</w:t>
+            </w:r>
+          </w:p>
+        </w:tc>
+        <w:tc>
+          <w:tcPr>
+            <w:tcW w:type="pct" w:w="3400"/>
+          </w:tcPr>
+          <w:p>
+            <w:r>
+              <w:rPr>
+                <w:color w:val="0F172A"/>
+                <w:sz w:val="20"/>
+                <w:szCs w:val="20"/>
+              </w:rPr>
+              <w:t xml:space="preserve">______________ days</w:t>
+            </w:r>
+          </w:p>
+        </w:tc>
+      </w:tr>
+      <w:tr>
+        <w:tc>
+          <w:tcPr>
+            <w:tcW w:type="pct" w:w="1600"/>
+          </w:tcPr>
+          <w:p>
+            <w:r>
+              <w:rPr>
+                <w:b/>
+                <w:bCs/>
+                <w:color w:val="0F172A"/>
+                <w:sz w:val="20"/>
+                <w:szCs w:val="20"/>
+              </w:rPr>
+              <w:t xml:space="preserve">Payable on</w:t>
+            </w:r>
+          </w:p>
+        </w:tc>
+        <w:tc>
+          <w:tcPr>
+            <w:tcW w:type="pct" w:w="3400"/>
+          </w:tcPr>
+          <w:p>
+            <w:r>
+              <w:rPr>
+                <w:color w:val="0F172A"/>
+                <w:sz w:val="20"/>
+                <w:szCs w:val="20"/>
+              </w:rPr>
+              <w:t xml:space="preserve">1st day of each calendar month</w:t>
+            </w:r>
+          </w:p>
+        </w:tc>
+      </w:tr>
+      <w:tr>
+        <w:tc>
+          <w:tcPr>
+            <w:tcW w:type="pct" w:w="1600"/>
+          </w:tcPr>
+          <w:p>
+            <w:r>
+              <w:rPr>
+                <w:b/>
+                <w:bCs/>
+                <w:color w:val="0F172A"/>
+                <w:sz w:val="20"/>
+                <w:szCs w:val="20"/>
+              </w:rPr>
+              <w:t xml:space="preserve">Payable to</w:t>
+            </w:r>
+          </w:p>
+        </w:tc>
+        <w:tc>
+          <w:tcPr>
+            <w:tcW w:type="pct" w:w="3400"/>
+          </w:tcPr>
+          <w:p>
+            <w:r>
+              <w:rPr>
+                <w:color w:val="0F172A"/>
+                <w:sz w:val="20"/>
+                <w:szCs w:val="20"/>
+              </w:rPr>
+              <w:t xml:space="preserve">M-Pesa paybill / bank account stated in the handover record</w:t>
+            </w:r>
+          </w:p>
+        </w:tc>
+      </w:tr>
+    </w:tbl>
+    <w:p>
+      <w:pPr>
+        <w:pStyle w:val="Heading2"/>
+        <w:spacing w:after="120" w:before="280"/>
+      </w:pPr>
+      <w:r>
+        <w:rPr>
+          <w:b/>
+          <w:bCs/>
+          <w:color w:val="0F172A"/>
+          <w:sz w:val="24"/>
+          <w:szCs w:val="24"/>
+        </w:rPr>
+        <w:t xml:space="preserve">3. Basis for the review</w:t>
+      </w:r>
+    </w:p>
+    <w:p>
+      <w:pPr>
+        <w:spacing w:after="100"/>
+      </w:pPr>
+      <w:r>
+        <w:rPr>
+          <w:color w:val="0F172A"/>
           <w:sz w:val="22"/>
           <w:szCs w:val="22"/>
         </w:rPr>
-        <w:t xml:space="preserve"> </w:t>
-      </w:r>
-    </w:p>
-    <w:p>
-      <w:pPr>
-        <w:spacing w:after="80"/>
+        <w:t xml:space="preserve">State why the rent is being reviewed. If the premises are a controlled tenancy under the Rent Restriction Act, Cap 296, the increase must be one the Act permits and a copy of this notice must be delivered to the Tribunal.</w:t>
+      </w:r>
+    </w:p>
+    <w:p>
+      <w:pPr>
+        <w:spacing w:after="140"/>
       </w:pPr>
       <w:r>
         <w:rPr>
           <w:b/>
           <w:bCs/>
-          <w:sz w:val="22"/>
-          <w:szCs w:val="22"/>
-        </w:rPr>
-        <w:t xml:space="preserve">To (Tenant): </w:t>
-      </w:r>
-      <w:r>
-        <w:rPr>
-          <w:sz w:val="22"/>
-          <w:szCs w:val="22"/>
-        </w:rPr>
-        <w:t xml:space="preserve">Sample Tenant</w:t>
-      </w:r>
-    </w:p>
-    <w:p>
-      <w:pPr>
-        <w:spacing w:after="80"/>
+          <w:color w:val="0F172A"/>
+          <w:sz w:val="21"/>
+          <w:szCs w:val="21"/>
+        </w:rPr>
+        <w:t xml:space="preserve">Basis for the increase </w:t>
+      </w:r>
+      <w:r>
+        <w:rPr>
+          <w:color w:val="94A3B8"/>
+          <w:sz w:val="21"/>
+          <w:szCs w:val="21"/>
+        </w:rPr>
+        <w:t xml:space="preserve">......................................................................</w:t>
+      </w:r>
+    </w:p>
+    <w:p>
+      <w:pPr>
+        <w:pStyle w:val="Heading2"/>
+        <w:spacing w:after="120" w:before="280"/>
       </w:pPr>
       <w:r>
         <w:rPr>
           <w:b/>
           <w:bCs/>
-          <w:sz w:val="22"/>
-          <w:szCs w:val="22"/>
-        </w:rPr>
-        <w:t xml:space="preserve">Property: </w:t>
-      </w:r>
-      <w:r>
-        <w:rPr>
-          <w:sz w:val="22"/>
-          <w:szCs w:val="22"/>
-        </w:rPr>
-        <w:t xml:space="preserve">Kileleshwa Apartments — Unit 3B</w:t>
-      </w:r>
-    </w:p>
-    <w:p>
-      <w:pPr>
-        <w:spacing w:after="200"/>
-      </w:pPr>
-      <w:r>
-        <w:rPr>
-          <w:sz w:val="22"/>
-          <w:szCs w:val="22"/>
-        </w:rPr>
-        <w:t xml:space="preserve"> </w:t>
-      </w:r>
-    </w:p>
-    <w:p>
-      <w:pPr>
-        <w:spacing w:after="120"/>
-      </w:pPr>
-      <w:r>
-        <w:rPr>
-          <w:sz w:val="22"/>
-          <w:szCs w:val="22"/>
-        </w:rPr>
-        <w:t xml:space="preserve">In accordance with the terms of your Tenancy Agreement, this is to notify you of a rent adjustment:</w:t>
+          <w:color w:val="0F172A"/>
+          <w:sz w:val="24"/>
+          <w:szCs w:val="24"/>
+        </w:rPr>
+        <w:t xml:space="preserve">4. Your rights</w:t>
       </w:r>
     </w:p>
     <w:p>
       <w:pPr>
         <w:spacing w:after="80"/>
+        <w:ind w:left="720" w:hanging="360"/>
       </w:pPr>
       <w:r>
         <w:rPr>
           <w:b/>
           <w:bCs/>
-          <w:sz w:val="22"/>
-          <w:szCs w:val="22"/>
-        </w:rPr>
-        <w:t xml:space="preserve">Current rent: </w:t>
-      </w:r>
-      <w:r>
-        <w:rPr>
-          <w:sz w:val="22"/>
-          <w:szCs w:val="22"/>
-        </w:rPr>
-        <w:t xml:space="preserve">KES 35,000</w:t>
+          <w:color w:val="64748B"/>
+          <w:sz w:val="21"/>
+          <w:szCs w:val="21"/>
+        </w:rPr>
+        <w:t xml:space="preserve">•  </w:t>
+      </w:r>
+      <w:r>
+        <w:rPr>
+          <w:color w:val="0F172A"/>
+          <w:sz w:val="21"/>
+          <w:szCs w:val="21"/>
+        </w:rPr>
+        <w:t xml:space="preserve">You may respond in writing within 14 days of receiving this notice, and your response does not affect your right to continue paying the current rent until the effective date shown above.</w:t>
       </w:r>
     </w:p>
     <w:p>
       <w:pPr>
         <w:spacing w:after="80"/>
+        <w:ind w:left="720" w:hanging="360"/>
       </w:pPr>
       <w:r>
         <w:rPr>
           <w:b/>
           <w:bCs/>
-          <w:sz w:val="22"/>
-          <w:szCs w:val="22"/>
-        </w:rPr>
-        <w:t xml:space="preserve">New rent: </w:t>
-      </w:r>
-      <w:r>
-        <w:rPr>
-          <w:sz w:val="22"/>
-          <w:szCs w:val="22"/>
-        </w:rPr>
-        <w:t xml:space="preserve">KES 38,000</w:t>
+          <w:color w:val="64748B"/>
+          <w:sz w:val="21"/>
+          <w:szCs w:val="21"/>
+        </w:rPr>
+        <w:t xml:space="preserve">•  </w:t>
+      </w:r>
+      <w:r>
+        <w:rPr>
+          <w:color w:val="0F172A"/>
+          <w:sz w:val="21"/>
+          <w:szCs w:val="21"/>
+        </w:rPr>
+        <w:t xml:space="preserve">If you do not accept the revised rent, you may end the tenancy by giving the notice required under the Tenancy Agreement. You will not be penalised for doing so.</w:t>
       </w:r>
     </w:p>
     <w:p>
       <w:pPr>
         <w:spacing w:after="80"/>
+        <w:ind w:left="720" w:hanging="360"/>
       </w:pPr>
       <w:r>
         <w:rPr>
           <w:b/>
           <w:bCs/>
-          <w:sz w:val="22"/>
-          <w:szCs w:val="22"/>
-        </w:rPr>
-        <w:t xml:space="preserve">Effective date: </w:t>
-      </w:r>
-      <w:r>
-        <w:rPr>
-          <w:sz w:val="22"/>
-          <w:szCs w:val="22"/>
-        </w:rPr>
-        <w:t xml:space="preserve">2026-04-01</w:t>
+          <w:color w:val="64748B"/>
+          <w:sz w:val="21"/>
+          <w:szCs w:val="21"/>
+        </w:rPr>
+        <w:t xml:space="preserve">•  </w:t>
+      </w:r>
+      <w:r>
+        <w:rPr>
+          <w:color w:val="0F172A"/>
+          <w:sz w:val="21"/>
+          <w:szCs w:val="21"/>
+        </w:rPr>
+        <w:t xml:space="preserve">An increase that is unreasonable or unconscionable may be challenged before the Rent Restriction Tribunal or the court.</w:t>
       </w:r>
     </w:p>
     <w:p>
       <w:pPr>
         <w:spacing w:after="80"/>
+        <w:ind w:left="720" w:hanging="360"/>
       </w:pPr>
       <w:r>
         <w:rPr>
           <w:b/>
           <w:bCs/>
-          <w:sz w:val="22"/>
-          <w:szCs w:val="22"/>
-        </w:rPr>
-        <w:t xml:space="preserve">Frequency going forward: </w:t>
-      </w:r>
-      <w:r>
-        <w:rPr>
-          <w:sz w:val="22"/>
-          <w:szCs w:val="22"/>
-        </w:rPr>
-        <w:t xml:space="preserve">Monthly, due on the 1st</w:t>
-      </w:r>
-    </w:p>
-    <w:p>
-      <w:pPr>
-        <w:spacing w:after="120"/>
-      </w:pPr>
-      <w:r>
-        <w:rPr>
-          <w:sz w:val="22"/>
-          <w:szCs w:val="22"/>
-        </w:rPr>
-        <w:t xml:space="preserve">Should you wish to discuss this change, please contact us within 14 days. If you do not accept the new rent, the tenancy may be terminated in line with the notice period in the Tenancy Agreement.</w:t>
-      </w:r>
-    </w:p>
-    <w:p>
-      <w:pPr>
-        <w:spacing w:after="400"/>
-      </w:pPr>
-      <w:r>
-        <w:rPr>
-          <w:sz w:val="22"/>
-          <w:szCs w:val="22"/>
-        </w:rPr>
-        <w:t xml:space="preserve"> </w:t>
-      </w:r>
-    </w:p>
-    <w:p>
-      <w:pPr>
-        <w:spacing w:after="120"/>
-      </w:pPr>
-      <w:r>
-        <w:rPr>
-          <w:sz w:val="22"/>
-          <w:szCs w:val="22"/>
-        </w:rPr>
-        <w:t xml:space="preserve">Yours sincerely,</w:t>
-      </w:r>
-    </w:p>
-    <w:p>
-      <w:pPr>
-        <w:spacing w:after="600"/>
-      </w:pPr>
-      <w:r>
-        <w:rPr>
+          <w:color w:val="64748B"/>
+          <w:sz w:val="21"/>
+          <w:szCs w:val="21"/>
+        </w:rPr>
+        <w:t xml:space="preserve">•  </w:t>
+      </w:r>
+      <w:r>
+        <w:rPr>
+          <w:color w:val="0F172A"/>
+          <w:sz w:val="21"/>
+          <w:szCs w:val="21"/>
+        </w:rPr>
+        <w:t xml:space="preserve">Rent already paid at the previous rate will be credited against the revised rent if this notice is later found to be ineffective.</w:t>
+      </w:r>
+    </w:p>
+    <w:p>
+      <w:pPr>
+        <w:pBdr>
+          <w:top w:val="single" w:color="CBD5E1" w:sz="6" w:space="6"/>
+        </w:pBdr>
+        <w:spacing w:after="60" w:before="200"/>
+      </w:pPr>
+      <w:r>
+        <w:rPr>
+          <w:b/>
+          <w:bCs/>
+          <w:color w:val="0F172A"/>
+          <w:sz w:val="20"/>
+          <w:szCs w:val="20"/>
+        </w:rPr>
+        <w:t xml:space="preserve">SERVING THIS NOTICE</w:t>
+      </w:r>
+    </w:p>
+    <w:p>
+      <w:pPr>
+        <w:spacing w:after="60"/>
+      </w:pPr>
+      <w:r>
+        <w:rPr>
+          <w:color w:val="64748B"/>
+          <w:sz w:val="19"/>
+          <w:szCs w:val="19"/>
+        </w:rPr>
+        <w:t xml:space="preserve">Give at least 30 days between service and the effective date. More is better in a rising market — it is the single most common reason a review is challenged.</w:t>
+      </w:r>
+    </w:p>
+    <w:p>
+      <w:pPr>
+        <w:spacing w:after="60"/>
+      </w:pPr>
+      <w:r>
+        <w:rPr>
+          <w:color w:val="64748B"/>
+          <w:sz w:val="19"/>
+          <w:szCs w:val="19"/>
+        </w:rPr>
+        <w:t xml:space="preserve">Serve in writing and keep proof of service: hand delivery, registered post, or email to the address most recently notified.</w:t>
+      </w:r>
+    </w:p>
+    <w:p>
+      <w:pPr>
+        <w:spacing w:after="60"/>
+      </w:pPr>
+      <w:r>
+        <w:rPr>
+          <w:color w:val="64748B"/>
+          <w:sz w:val="19"/>
+          <w:szCs w:val="19"/>
+        </w:rPr>
+        <w:t xml:space="preserve">If the premises fall within the Rent Restriction Act, Cap 296, deliver a copy of this notice to the Rent Restriction Tribunal for the area.</w:t>
+      </w:r>
+    </w:p>
+    <w:p>
+      <w:pPr>
+        <w:spacing w:after="60"/>
+      </w:pPr>
+      <w:r>
+        <w:rPr>
+          <w:color w:val="64748B"/>
+          <w:sz w:val="19"/>
+          <w:szCs w:val="19"/>
+        </w:rPr>
+        <w:t xml:space="preserve">Do not treat the revised rent as payable before the effective date, and do not disconnect any service to press for it.</w:t>
+      </w:r>
+    </w:p>
+    <w:p>
+      <w:pPr>
+        <w:pBdr>
+          <w:bottom w:val="single" w:color="CBD5E1" w:sz="6" w:space="6"/>
+        </w:pBdr>
+        <w:spacing w:after="160"/>
+      </w:pPr>
+      <w:r>
+        <w:rPr>
+          <w:sz w:val="2"/>
+          <w:szCs w:val="2"/>
+        </w:rPr>
+        <w:t xml:space="preserve"/>
+      </w:r>
+    </w:p>
+    <w:p>
+      <w:pPr>
+        <w:spacing w:after="300"/>
+      </w:pPr>
+      <w:r>
+        <w:rPr>
+          <w:color w:val="0F172A"/>
           <w:sz w:val="22"/>
           <w:szCs w:val="22"/>
         </w:rPr>
@@ -262,12 +721,15 @@
             <w:tcW w:type="pct" w:w="2500"/>
           </w:tcPr>
           <w:p>
+            <w:pPr>
+              <w:spacing w:before="320"/>
+            </w:pPr>
             <w:r>
               <w:rPr>
                 <w:sz w:val="22"/>
                 <w:szCs w:val="22"/>
               </w:rPr>
-              <w:t xml:space="preserve">_____________________</w:t>
+              <w:t xml:space="preserve">_______________________________</w:t>
             </w:r>
           </w:p>
           <w:p>
@@ -277,7 +739,7 @@
                 <w:sz w:val="18"/>
                 <w:szCs w:val="18"/>
               </w:rPr>
-              <w:t xml:space="preserve">Landlord / Agent</w:t>
+              <w:t xml:space="preserve">Landlord / agent — signature and date</w:t>
             </w:r>
           </w:p>
         </w:tc>
@@ -286,12 +748,15 @@
             <w:tcW w:type="pct" w:w="2500"/>
           </w:tcPr>
           <w:p>
+            <w:pPr>
+              <w:spacing w:before="320"/>
+            </w:pPr>
             <w:r>
               <w:rPr>
                 <w:sz w:val="22"/>
                 <w:szCs w:val="22"/>
               </w:rPr>
-              <w:t xml:space="preserve">_____________________</w:t>
+              <w:t xml:space="preserve">_______________________________</w:t>
             </w:r>
           </w:p>
           <w:p>
@@ -301,12 +766,71 @@
                 <w:sz w:val="18"/>
                 <w:szCs w:val="18"/>
               </w:rPr>
-              <w:t xml:space="preserve">Tenant (acknowledged)</w:t>
+              <w:t xml:space="preserve">Tenant — receipt acknowledged (optional)</w:t>
             </w:r>
           </w:p>
         </w:tc>
       </w:tr>
     </w:tbl>
+    <w:p>
+      <w:pPr>
+        <w:spacing w:after="160"/>
+      </w:pPr>
+      <w:r>
+        <w:rPr>
+          <w:color w:val="0F172A"/>
+          <w:sz w:val="22"/>
+          <w:szCs w:val="22"/>
+        </w:rPr>
+        <w:t xml:space="preserve"> </w:t>
+      </w:r>
+    </w:p>
+    <w:p>
+      <w:pPr>
+        <w:spacing w:after="80"/>
+      </w:pPr>
+      <w:r>
+        <w:rPr>
+          <w:b/>
+          <w:bCs/>
+          <w:color w:val="0F172A"/>
+          <w:sz w:val="22"/>
+          <w:szCs w:val="22"/>
+        </w:rPr>
+        <w:t xml:space="preserve">Served on the Tenant by (method): </w:t>
+      </w:r>
+      <w:r>
+        <w:rPr>
+          <w:color w:val="0F172A"/>
+          <w:sz w:val="22"/>
+          <w:szCs w:val="22"/>
+        </w:rPr>
+        <w:t xml:space="preserve">☐ Hand    ☐ Registered post    ☐ Email</w:t>
+      </w:r>
+    </w:p>
+    <w:p>
+      <w:pPr>
+        <w:spacing w:after="80"/>
+      </w:pPr>
+      <w:r>
+        <w:rPr>
+          <w:b/>
+          <w:bCs/>
+          <w:color w:val="0F172A"/>
+          <w:sz w:val="22"/>
+          <w:szCs w:val="22"/>
+        </w:rPr>
+        <w:t xml:space="preserve">Date of service: </w:t>
+      </w:r>
+      <w:r>
+        <w:rPr>
+          <w:color w:val="0F172A"/>
+          <w:sz w:val="22"/>
+          <w:szCs w:val="22"/>
+        </w:rPr>
+        <w:t xml:space="preserve">______________</w:t>
+      </w:r>
+    </w:p>
     <w:sectPr>
       <w:headerReference w:type="default" r:id="rId6"/>
       <w:footerReference w:type="default" r:id="rId7"/>
@@ -368,7 +892,7 @@
         <w:sz w:val="16"/>
         <w:szCs w:val="16"/>
       </w:rPr>
-      <w:t xml:space="preserve">Generated by I-Manage · imanage.co.ke · Page </w:t>
+      <w:t xml:space="preserve">Generated by PropDesk Africa · bknglabs.dev@gmail.com · Page </w:t>
     </w:r>
     <w:r>
       <w:rPr>
@@ -445,6 +969,7 @@
 <w:hdr xmlns:wpc="http://schemas.microsoft.com/office/word/2010/wordprocessingCanvas" xmlns:mc="http://schemas.openxmlformats.org/markup-compatibility/2006" xmlns:o="urn:schemas-microsoft-com:office:office" xmlns:r="http://schemas.openxmlformats.org/officeDocument/2006/relationships" xmlns:m="http://schemas.openxmlformats.org/officeDocument/2006/math" xmlns:v="urn:schemas-microsoft-com:vml" xmlns:wp14="http://schemas.microsoft.com/office/word/2010/wordprocessingDrawing" xmlns:wp="http://schemas.openxmlformats.org/drawingml/2006/wordprocessingDrawing" xmlns:w10="urn:schemas-microsoft-com:office:word" xmlns:w="http://schemas.openxmlformats.org/wordprocessingml/2006/main" xmlns:w14="http://schemas.microsoft.com/office/word/2010/wordml" xmlns:w15="http://schemas.microsoft.com/office/word/2012/wordml" xmlns:wpg="http://schemas.microsoft.com/office/word/2010/wordprocessingGroup" xmlns:wpi="http://schemas.microsoft.com/office/word/2010/wordprocessingInk" xmlns:wne="http://schemas.microsoft.com/office/word/2006/wordml" xmlns:wps="http://schemas.microsoft.com/office/word/2010/wordprocessingShape" xmlns:cx="http://schemas.microsoft.com/office/drawing/2014/chartex" xmlns:cx1="http://schemas.microsoft.com/office/drawing/2015/9/8/chartex" xmlns:cx2="http://schemas.microsoft.com/office/drawing/2015/10/21/chartex" xmlns:cx3="http://schemas.microsoft.com/office/drawing/2016/5/9/chartex" xmlns:cx4="http://schemas.microsoft.com/office/drawing/2016/5/10/chartex" xmlns:cx5="http://schemas.microsoft.com/office/drawing/2016/5/11/chartex" xmlns:cx6="http://schemas.microsoft.com/office/drawing/2016/5/12/chartex" xmlns:cx7="http://schemas.microsoft.com/office/drawing/2016/5/13/chartex" xmlns:cx8="http://schemas.microsoft.com/office/drawing/2016/5/14/chartex" xmlns:w16cid="http://schemas.microsoft.com/office/word/2016/wordml/cid" xmlns:w16se="http://schemas.microsoft.com/office/word/2015/wordml/symex">
   <w:p>
     <w:pPr>
+      <w:spacing w:after="0"/>
       <w:jc w:val="right"/>
     </w:pPr>
     <w:r>
@@ -455,7 +980,7 @@
         <w:sz w:val="20"/>
         <w:szCs w:val="20"/>
       </w:rPr>
-      <w:t xml:space="preserve">I-Manage</w:t>
+      <w:t xml:space="preserve">PropDesk Africa</w:t>
     </w:r>
     <w:r>
       <w:rPr>
@@ -468,6 +993,7 @@
   </w:p>
   <w:p>
     <w:pPr>
+      <w:spacing w:after="160"/>
       <w:jc w:val="right"/>
     </w:pPr>
     <w:r>
@@ -478,7 +1004,7 @@
         <w:sz w:val="16"/>
         <w:szCs w:val="16"/>
       </w:rPr>
-      <w:t xml:space="preserve">Rent Increase Notice</w:t>
+      <w:t xml:space="preserve">Rent Review Notice</w:t>
     </w:r>
   </w:p>
 </w:hdr>
@@ -582,7 +1108,11 @@
 <file path=word/styles.xml><?xml version="1.0" encoding="utf-8"?>
 <w:styles xmlns:mc="http://schemas.openxmlformats.org/markup-compatibility/2006" xmlns:r="http://schemas.openxmlformats.org/officeDocument/2006/relationships" xmlns:w="http://schemas.openxmlformats.org/wordprocessingml/2006/main" xmlns:w14="http://schemas.microsoft.com/office/word/2010/wordml" xmlns:w15="http://schemas.microsoft.com/office/word/2012/wordml" mc:Ignorable="w14 w15">
   <w:docDefaults>
-    <w:rPrDefault/>
+    <w:rPrDefault>
+      <w:rPr>
+        <w:rFonts w:ascii="Calibri" w:cs="Calibri" w:eastAsia="Calibri" w:hAnsi="Calibri"/>
+      </w:rPr>
+    </w:rPrDefault>
     <w:pPrDefault/>
   </w:docDefaults>
   <w:style w:type="paragraph" w:styleId="Normal" w:default="1">
